--- a/Document_Outlines/Input data - systems/Electronis communication systems.docx
+++ b/Document_Outlines/Input data - systems/Electronis communication systems.docx
@@ -2991,6 +2991,17 @@
       </w:pPr>
       <w:r>
         <w:t>Evidence of compliance with manufacturer requirements and clinical risk assessments</w:t>
+      </w:r>
+    </w:p>
+    <w:p>
+      <w:pPr>
+        <w:numPr>
+          <w:ilvl w:val="0"/>
+          <w:numId w:val="2"/>
+        </w:numPr>
+      </w:pPr>
+      <w:r>
+        <w:t>Evidence of current PVG Scheme membership for all contractor personnel attending site</w:t>
       </w:r>
     </w:p>
     <w:p/>

--- a/Document_Outlines/Input data - systems/Electronis communication systems.docx
+++ b/Document_Outlines/Input data - systems/Electronis communication systems.docx
@@ -3002,6 +3002,17 @@
       </w:pPr>
       <w:r>
         <w:t>Evidence of current PVG Scheme membership for all contractor personnel attending site</w:t>
+      </w:r>
+    </w:p>
+    <w:p>
+      <w:pPr>
+        <w:numPr>
+          <w:ilvl w:val="0"/>
+          <w:numId w:val="2"/>
+        </w:numPr>
+      </w:pPr>
+      <w:r>
+        <w:t>Where works are in, adjacent to, above or below a room housing ionising-radiation imaging equipment (CT, X-ray, fluoroscopy, nuclear medicine): confirm Radiation Protection Adviser (RPA) sign-off on shielding integrity per the Room/Ward/Theatre Refresh checklist - a separate gate from HAI-SCRIBE, not covered by it</w:t>
       </w:r>
     </w:p>
     <w:p/>

--- a/Document_Outlines/Input data - systems/Electronis communication systems.docx
+++ b/Document_Outlines/Input data - systems/Electronis communication systems.docx
@@ -1620,7 +1620,7 @@
           </w:tcPr>
           <w:p>
             <w:r>
-              <w:t>Building Regulations / statutory compliance information</w:t>
+              <w:t>Building Warrant / Building (Scotland) Regulations 2004 compliance information (Schedule 3 where the works affect an existing occupied building)</w:t>
             </w:r>
           </w:p>
         </w:tc>
